--- a/public/files/daily-cash-report/daily-cash-report.docx
+++ b/public/files/daily-cash-report/daily-cash-report.docx
@@ -4,7 +4,7 @@
   <w:body>
     <w:p>
       <w:pPr>
-        <w:spacing w:after="29" w:before="0" w:line="312" w:lineRule="auto"/>
+        <w:spacing w:after="40" w:before="0" w:line="312" w:lineRule="auto"/>
         <w:jc w:val="center"/>
       </w:pPr>
       <w:r>
@@ -19,7 +19,7 @@
     </w:p>
     <w:p>
       <w:pPr>
-        <w:spacing w:after="72" w:before="0" w:line="312" w:lineRule="auto"/>
+        <w:spacing w:after="100" w:before="0" w:line="312" w:lineRule="auto"/>
         <w:jc w:val="left"/>
         <w:pBdr>
           <w:bottom w:val="single" w:sz="14" w:space="2" w:color="24384F"/>
@@ -51,7 +51,7 @@
       </w:tblGrid>
       <w:tr>
         <w:trPr>
-          <w:trHeight w:val="326" w:hRule="atLeast"/>
+          <w:trHeight w:val="453" w:hRule="atLeast"/>
         </w:trPr>
         <w:tc>
           <w:tcPr>
@@ -222,7 +222,7 @@
     </w:tbl>
     <w:p>
       <w:pPr>
-        <w:spacing w:after="29" w:before="0" w:line="312" w:lineRule="auto"/>
+        <w:spacing w:after="40" w:before="0" w:line="312" w:lineRule="auto"/>
         <w:jc w:val="left"/>
       </w:pPr>
       <w:r>
@@ -235,7 +235,7 @@
     </w:p>
     <w:p>
       <w:pPr>
-        <w:spacing w:after="29" w:before="58" w:line="312" w:lineRule="auto"/>
+        <w:spacing w:after="40" w:before="80" w:line="312" w:lineRule="auto"/>
         <w:jc w:val="left"/>
         <w:pBdr>
           <w:bottom w:val="single" w:sz="6" w:space="2" w:color="C9D2DD"/>
@@ -276,7 +276,7 @@
       </w:tblGrid>
       <w:tr>
         <w:trPr>
-          <w:trHeight w:val="326" w:hRule="atLeast"/>
+          <w:trHeight w:val="453" w:hRule="atLeast"/>
         </w:trPr>
         <w:tc>
           <w:tcPr>
@@ -391,7 +391,7 @@
       </w:tr>
       <w:tr>
         <w:trPr>
-          <w:trHeight w:val="326" w:hRule="atLeast"/>
+          <w:trHeight w:val="453" w:hRule="atLeast"/>
         </w:trPr>
         <w:tc>
           <w:tcPr>
@@ -507,7 +507,7 @@
     </w:tbl>
     <w:p>
       <w:pPr>
-        <w:spacing w:after="29" w:before="0" w:line="312" w:lineRule="auto"/>
+        <w:spacing w:after="40" w:before="0" w:line="312" w:lineRule="auto"/>
         <w:jc w:val="left"/>
       </w:pPr>
       <w:r>
@@ -520,7 +520,7 @@
     </w:p>
     <w:p>
       <w:pPr>
-        <w:spacing w:after="29" w:before="58" w:line="312" w:lineRule="auto"/>
+        <w:spacing w:after="40" w:before="80" w:line="312" w:lineRule="auto"/>
         <w:jc w:val="left"/>
         <w:pBdr>
           <w:bottom w:val="single" w:sz="6" w:space="2" w:color="C9D2DD"/>
@@ -563,7 +563,7 @@
       </w:tblGrid>
       <w:tr>
         <w:trPr>
-          <w:trHeight w:val="285" w:hRule="atLeast"/>
+          <w:trHeight w:val="396" w:hRule="atLeast"/>
         </w:trPr>
         <w:tc>
           <w:tcPr>
@@ -742,7 +742,7 @@
       </w:tr>
       <w:tr>
         <w:trPr>
-          <w:trHeight w:val="285" w:hRule="atLeast"/>
+          <w:trHeight w:val="396" w:hRule="atLeast"/>
         </w:trPr>
         <w:tc>
           <w:tcPr>
@@ -758,7 +758,7 @@
           <w:p>
             <w:pPr>
               <w:spacing w:after="0" w:line="312" w:lineRule="auto"/>
-              <w:jc w:val="left"/>
+              <w:jc w:val="center"/>
             </w:pPr>
             <w:r/>
             <w:r>
@@ -784,7 +784,7 @@
           <w:p>
             <w:pPr>
               <w:spacing w:after="0" w:line="312" w:lineRule="auto"/>
-              <w:jc w:val="left"/>
+              <w:jc w:val="center"/>
             </w:pPr>
             <w:r/>
             <w:r>
@@ -810,7 +810,7 @@
           <w:p>
             <w:pPr>
               <w:spacing w:after="0" w:line="312" w:lineRule="auto"/>
-              <w:jc w:val="left"/>
+              <w:jc w:val="center"/>
             </w:pPr>
             <w:r/>
             <w:r>
@@ -836,7 +836,7 @@
           <w:p>
             <w:pPr>
               <w:spacing w:after="0" w:line="312" w:lineRule="auto"/>
-              <w:jc w:val="left"/>
+              <w:jc w:val="center"/>
             </w:pPr>
             <w:r/>
             <w:r>
@@ -862,7 +862,7 @@
           <w:p>
             <w:pPr>
               <w:spacing w:after="0" w:line="312" w:lineRule="auto"/>
-              <w:jc w:val="left"/>
+              <w:jc w:val="center"/>
             </w:pPr>
             <w:r/>
             <w:r>
@@ -888,7 +888,7 @@
           <w:p>
             <w:pPr>
               <w:spacing w:after="0" w:line="312" w:lineRule="auto"/>
-              <w:jc w:val="left"/>
+              <w:jc w:val="center"/>
             </w:pPr>
             <w:r/>
             <w:r>
@@ -903,7 +903,7 @@
       </w:tr>
       <w:tr>
         <w:trPr>
-          <w:trHeight w:val="285" w:hRule="atLeast"/>
+          <w:trHeight w:val="396" w:hRule="atLeast"/>
         </w:trPr>
         <w:tc>
           <w:tcPr>
@@ -919,7 +919,7 @@
           <w:p>
             <w:pPr>
               <w:spacing w:after="0" w:line="312" w:lineRule="auto"/>
-              <w:jc w:val="left"/>
+              <w:jc w:val="center"/>
             </w:pPr>
             <w:r/>
             <w:r>
@@ -945,7 +945,7 @@
           <w:p>
             <w:pPr>
               <w:spacing w:after="0" w:line="312" w:lineRule="auto"/>
-              <w:jc w:val="left"/>
+              <w:jc w:val="center"/>
             </w:pPr>
             <w:r/>
             <w:r>
@@ -971,7 +971,7 @@
           <w:p>
             <w:pPr>
               <w:spacing w:after="0" w:line="312" w:lineRule="auto"/>
-              <w:jc w:val="left"/>
+              <w:jc w:val="center"/>
             </w:pPr>
             <w:r/>
             <w:r>
@@ -997,7 +997,7 @@
           <w:p>
             <w:pPr>
               <w:spacing w:after="0" w:line="312" w:lineRule="auto"/>
-              <w:jc w:val="left"/>
+              <w:jc w:val="center"/>
             </w:pPr>
             <w:r/>
             <w:r>
@@ -1023,7 +1023,7 @@
           <w:p>
             <w:pPr>
               <w:spacing w:after="0" w:line="312" w:lineRule="auto"/>
-              <w:jc w:val="left"/>
+              <w:jc w:val="center"/>
             </w:pPr>
             <w:r/>
             <w:r>
@@ -1049,7 +1049,7 @@
           <w:p>
             <w:pPr>
               <w:spacing w:after="0" w:line="312" w:lineRule="auto"/>
-              <w:jc w:val="left"/>
+              <w:jc w:val="center"/>
             </w:pPr>
             <w:r/>
             <w:r>
@@ -1065,7 +1065,7 @@
     </w:tbl>
     <w:p>
       <w:pPr>
-        <w:spacing w:after="29" w:before="0" w:line="312" w:lineRule="auto"/>
+        <w:spacing w:after="40" w:before="0" w:line="312" w:lineRule="auto"/>
         <w:jc w:val="left"/>
       </w:pPr>
       <w:r>
@@ -1078,7 +1078,7 @@
     </w:p>
     <w:p>
       <w:pPr>
-        <w:spacing w:after="29" w:before="58" w:line="312" w:lineRule="auto"/>
+        <w:spacing w:after="40" w:before="80" w:line="312" w:lineRule="auto"/>
         <w:jc w:val="left"/>
         <w:pBdr>
           <w:bottom w:val="single" w:sz="6" w:space="2" w:color="C9D2DD"/>
@@ -1121,7 +1121,7 @@
       </w:tblGrid>
       <w:tr>
         <w:trPr>
-          <w:trHeight w:val="285" w:hRule="atLeast"/>
+          <w:trHeight w:val="396" w:hRule="atLeast"/>
         </w:trPr>
         <w:tc>
           <w:tcPr>
@@ -1300,7 +1300,7 @@
       </w:tr>
       <w:tr>
         <w:trPr>
-          <w:trHeight w:val="285" w:hRule="atLeast"/>
+          <w:trHeight w:val="396" w:hRule="atLeast"/>
         </w:trPr>
         <w:tc>
           <w:tcPr>
@@ -1316,7 +1316,7 @@
           <w:p>
             <w:pPr>
               <w:spacing w:after="0" w:line="312" w:lineRule="auto"/>
-              <w:jc w:val="left"/>
+              <w:jc w:val="center"/>
             </w:pPr>
             <w:r/>
             <w:r>
@@ -1342,7 +1342,7 @@
           <w:p>
             <w:pPr>
               <w:spacing w:after="0" w:line="312" w:lineRule="auto"/>
-              <w:jc w:val="left"/>
+              <w:jc w:val="center"/>
             </w:pPr>
             <w:r/>
             <w:r>
@@ -1368,7 +1368,7 @@
           <w:p>
             <w:pPr>
               <w:spacing w:after="0" w:line="312" w:lineRule="auto"/>
-              <w:jc w:val="left"/>
+              <w:jc w:val="center"/>
             </w:pPr>
             <w:r/>
             <w:r>
@@ -1394,7 +1394,7 @@
           <w:p>
             <w:pPr>
               <w:spacing w:after="0" w:line="312" w:lineRule="auto"/>
-              <w:jc w:val="left"/>
+              <w:jc w:val="center"/>
             </w:pPr>
             <w:r/>
             <w:r>
@@ -1420,7 +1420,7 @@
           <w:p>
             <w:pPr>
               <w:spacing w:after="0" w:line="312" w:lineRule="auto"/>
-              <w:jc w:val="left"/>
+              <w:jc w:val="center"/>
             </w:pPr>
             <w:r/>
             <w:r>
@@ -1446,7 +1446,7 @@
           <w:p>
             <w:pPr>
               <w:spacing w:after="0" w:line="312" w:lineRule="auto"/>
-              <w:jc w:val="left"/>
+              <w:jc w:val="center"/>
             </w:pPr>
             <w:r/>
             <w:r>
@@ -1461,7 +1461,7 @@
       </w:tr>
       <w:tr>
         <w:trPr>
-          <w:trHeight w:val="285" w:hRule="atLeast"/>
+          <w:trHeight w:val="396" w:hRule="atLeast"/>
         </w:trPr>
         <w:tc>
           <w:tcPr>
@@ -1477,7 +1477,7 @@
           <w:p>
             <w:pPr>
               <w:spacing w:after="0" w:line="312" w:lineRule="auto"/>
-              <w:jc w:val="left"/>
+              <w:jc w:val="center"/>
             </w:pPr>
             <w:r/>
             <w:r>
@@ -1503,7 +1503,7 @@
           <w:p>
             <w:pPr>
               <w:spacing w:after="0" w:line="312" w:lineRule="auto"/>
-              <w:jc w:val="left"/>
+              <w:jc w:val="center"/>
             </w:pPr>
             <w:r/>
             <w:r>
@@ -1529,7 +1529,7 @@
           <w:p>
             <w:pPr>
               <w:spacing w:after="0" w:line="312" w:lineRule="auto"/>
-              <w:jc w:val="left"/>
+              <w:jc w:val="center"/>
             </w:pPr>
             <w:r/>
             <w:r>
@@ -1555,7 +1555,7 @@
           <w:p>
             <w:pPr>
               <w:spacing w:after="0" w:line="312" w:lineRule="auto"/>
-              <w:jc w:val="left"/>
+              <w:jc w:val="center"/>
             </w:pPr>
             <w:r/>
             <w:r>
@@ -1581,7 +1581,7 @@
           <w:p>
             <w:pPr>
               <w:spacing w:after="0" w:line="312" w:lineRule="auto"/>
-              <w:jc w:val="left"/>
+              <w:jc w:val="center"/>
             </w:pPr>
             <w:r/>
             <w:r>
@@ -1607,7 +1607,7 @@
           <w:p>
             <w:pPr>
               <w:spacing w:after="0" w:line="312" w:lineRule="auto"/>
-              <w:jc w:val="left"/>
+              <w:jc w:val="center"/>
             </w:pPr>
             <w:r/>
             <w:r>
@@ -1623,7 +1623,7 @@
     </w:tbl>
     <w:p>
       <w:pPr>
-        <w:spacing w:after="29" w:before="0" w:line="312" w:lineRule="auto"/>
+        <w:spacing w:after="40" w:before="0" w:line="312" w:lineRule="auto"/>
         <w:jc w:val="left"/>
       </w:pPr>
       <w:r>
@@ -1636,7 +1636,7 @@
     </w:p>
     <w:p>
       <w:pPr>
-        <w:spacing w:after="29" w:before="58" w:line="312" w:lineRule="auto"/>
+        <w:spacing w:after="40" w:before="80" w:line="312" w:lineRule="auto"/>
         <w:jc w:val="left"/>
         <w:pBdr>
           <w:bottom w:val="single" w:sz="6" w:space="2" w:color="C9D2DD"/>
@@ -1678,7 +1678,7 @@
       </w:tblGrid>
       <w:tr>
         <w:trPr>
-          <w:trHeight w:val="285" w:hRule="atLeast"/>
+          <w:trHeight w:val="396" w:hRule="atLeast"/>
         </w:trPr>
         <w:tc>
           <w:tcPr>
@@ -1828,7 +1828,7 @@
       </w:tr>
       <w:tr>
         <w:trPr>
-          <w:trHeight w:val="285" w:hRule="atLeast"/>
+          <w:trHeight w:val="396" w:hRule="atLeast"/>
         </w:trPr>
         <w:tc>
           <w:tcPr>
@@ -1844,7 +1844,7 @@
           <w:p>
             <w:pPr>
               <w:spacing w:after="0" w:line="312" w:lineRule="auto"/>
-              <w:jc w:val="left"/>
+              <w:jc w:val="center"/>
             </w:pPr>
             <w:r/>
             <w:r>
@@ -1870,7 +1870,7 @@
           <w:p>
             <w:pPr>
               <w:spacing w:after="0" w:line="312" w:lineRule="auto"/>
-              <w:jc w:val="left"/>
+              <w:jc w:val="center"/>
             </w:pPr>
             <w:r/>
             <w:r>
@@ -1896,7 +1896,7 @@
           <w:p>
             <w:pPr>
               <w:spacing w:after="0" w:line="312" w:lineRule="auto"/>
-              <w:jc w:val="left"/>
+              <w:jc w:val="center"/>
             </w:pPr>
             <w:r/>
             <w:r>
@@ -1922,7 +1922,7 @@
           <w:p>
             <w:pPr>
               <w:spacing w:after="0" w:line="312" w:lineRule="auto"/>
-              <w:jc w:val="left"/>
+              <w:jc w:val="center"/>
             </w:pPr>
             <w:r/>
             <w:r>
@@ -1948,7 +1948,7 @@
           <w:p>
             <w:pPr>
               <w:spacing w:after="0" w:line="312" w:lineRule="auto"/>
-              <w:jc w:val="left"/>
+              <w:jc w:val="center"/>
             </w:pPr>
             <w:r/>
             <w:r>
@@ -1963,7 +1963,7 @@
       </w:tr>
       <w:tr>
         <w:trPr>
-          <w:trHeight w:val="285" w:hRule="atLeast"/>
+          <w:trHeight w:val="396" w:hRule="atLeast"/>
         </w:trPr>
         <w:tc>
           <w:tcPr>
@@ -1979,7 +1979,7 @@
           <w:p>
             <w:pPr>
               <w:spacing w:after="0" w:line="312" w:lineRule="auto"/>
-              <w:jc w:val="left"/>
+              <w:jc w:val="center"/>
             </w:pPr>
             <w:r/>
             <w:r>
@@ -2005,7 +2005,7 @@
           <w:p>
             <w:pPr>
               <w:spacing w:after="0" w:line="312" w:lineRule="auto"/>
-              <w:jc w:val="left"/>
+              <w:jc w:val="center"/>
             </w:pPr>
             <w:r/>
             <w:r>
@@ -2031,7 +2031,7 @@
           <w:p>
             <w:pPr>
               <w:spacing w:after="0" w:line="312" w:lineRule="auto"/>
-              <w:jc w:val="left"/>
+              <w:jc w:val="center"/>
             </w:pPr>
             <w:r/>
             <w:r>
@@ -2057,7 +2057,7 @@
           <w:p>
             <w:pPr>
               <w:spacing w:after="0" w:line="312" w:lineRule="auto"/>
-              <w:jc w:val="left"/>
+              <w:jc w:val="center"/>
             </w:pPr>
             <w:r/>
             <w:r>
@@ -2083,7 +2083,7 @@
           <w:p>
             <w:pPr>
               <w:spacing w:after="0" w:line="312" w:lineRule="auto"/>
-              <w:jc w:val="left"/>
+              <w:jc w:val="center"/>
             </w:pPr>
             <w:r/>
             <w:r>
@@ -2099,7 +2099,7 @@
     </w:tbl>
     <w:p>
       <w:pPr>
-        <w:spacing w:after="29" w:before="0" w:line="312" w:lineRule="auto"/>
+        <w:spacing w:after="40" w:before="0" w:line="312" w:lineRule="auto"/>
         <w:jc w:val="left"/>
       </w:pPr>
       <w:r>
@@ -2112,7 +2112,7 @@
     </w:p>
     <w:p>
       <w:pPr>
-        <w:spacing w:after="29" w:before="0" w:line="312" w:lineRule="auto"/>
+        <w:spacing w:after="40" w:before="0" w:line="312" w:lineRule="auto"/>
         <w:jc w:val="left"/>
       </w:pPr>
       <w:r>
@@ -2138,7 +2138,7 @@
       </w:tblGrid>
       <w:tr>
         <w:trPr>
-          <w:trHeight w:val="816" w:hRule="atLeast"/>
+          <w:trHeight w:val="1134" w:hRule="atLeast"/>
         </w:trPr>
         <w:tc>
           <w:tcPr>
@@ -2161,7 +2161,7 @@
               <w:rPr>
                 <w:rFonts w:ascii="Malgun Gothic" w:hAnsi="Malgun Gothic" w:eastAsia="Malgun Gothic" w:cs="Malgun Gothic"/>
                 <w:b w:val="0"/>
-                <w:sz w:val="20"/>
+                <w:sz w:val="19"/>
               </w:rPr>
             </w:r>
           </w:p>
@@ -2170,7 +2170,7 @@
     </w:tbl>
     <w:p>
       <w:pPr>
-        <w:spacing w:after="29" w:before="0" w:line="312" w:lineRule="auto"/>
+        <w:spacing w:after="40" w:before="0" w:line="312" w:lineRule="auto"/>
         <w:jc w:val="left"/>
       </w:pPr>
       <w:r>
@@ -2183,7 +2183,7 @@
     </w:p>
     <w:p>
       <w:pPr>
-        <w:spacing w:after="58" w:before="58" w:line="312" w:lineRule="auto"/>
+        <w:spacing w:after="80" w:before="80" w:line="312" w:lineRule="auto"/>
         <w:jc w:val="center"/>
       </w:pPr>
       <w:r>
@@ -2197,7 +2197,7 @@
     </w:p>
     <w:p>
       <w:pPr>
-        <w:spacing w:after="29" w:before="58" w:line="312" w:lineRule="auto"/>
+        <w:spacing w:after="40" w:before="80" w:line="312" w:lineRule="auto"/>
         <w:jc w:val="left"/>
         <w:pBdr>
           <w:bottom w:val="single" w:sz="6" w:space="2" w:color="C9D2DD"/>
@@ -2239,7 +2239,7 @@
       </w:tblGrid>
       <w:tr>
         <w:trPr>
-          <w:trHeight w:val="612" w:hRule="atLeast"/>
+          <w:trHeight w:val="850" w:hRule="atLeast"/>
         </w:trPr>
         <w:tc>
           <w:tcPr>
@@ -2381,7 +2381,7 @@
       </w:tr>
       <w:tr>
         <w:trPr>
-          <w:trHeight w:val="612" w:hRule="atLeast"/>
+          <w:trHeight w:val="850" w:hRule="atLeast"/>
         </w:trPr>
         <w:tc>
           <w:tcPr>
@@ -2517,7 +2517,7 @@
     </w:tbl>
     <w:p>
       <w:pPr>
-        <w:spacing w:after="29" w:before="0" w:line="312" w:lineRule="auto"/>
+        <w:spacing w:after="40" w:before="0" w:line="312" w:lineRule="auto"/>
         <w:jc w:val="left"/>
       </w:pPr>
       <w:r>
@@ -2530,7 +2530,7 @@
     </w:p>
     <w:p>
       <w:pPr>
-        <w:spacing w:after="0" w:before="43" w:line="312" w:lineRule="auto"/>
+        <w:spacing w:after="0" w:before="60" w:line="312" w:lineRule="auto"/>
         <w:jc w:val="left"/>
       </w:pPr>
       <w:r>
